--- a/docs/08-source-code-management-and-cicd.docx
+++ b/docs/08-source-code-management-and-cicd.docx
@@ -28,48 +28,23 @@
         <w:pStyle w:val="ListBullet"/>
       </w:pPr>
       <w:r>
-        <w:t xml:space="preserve">Local git repository only — </w:t>
-      </w:r>
-      <w:r>
         <w:rPr>
           <w:b/>
         </w:rPr>
-        <w:t>no remote (</w:t>
+        <w:t>GitHub is the chosen remote</w:t>
       </w:r>
       <w:r>
-        <w:rPr>
-          <w:rFonts w:ascii="Consolas" w:hAnsi="Consolas"/>
-          <w:b/>
-          <w:sz w:val="20"/>
-        </w:rPr>
-        <w:t>origin</w:t>
-      </w:r>
-      <w:r>
-        <w:rPr>
-          <w:b/>
-        </w:rPr>
-        <w:t>) is configured</w:t>
-      </w:r>
-      <w:r>
-        <w:t xml:space="preserve"> in this environment (</w:t>
+        <w:t xml:space="preserve">: </w:t>
       </w:r>
       <w:r>
         <w:rPr>
           <w:rFonts w:ascii="Consolas" w:hAnsi="Consolas"/>
           <w:sz w:val="20"/>
         </w:rPr>
-        <w:t>git remote -v</w:t>
+        <w:t>https://github.com/obekegodfreyvicent/chrispa</w:t>
       </w:r>
       <w:r>
-        <w:t xml:space="preserve"> returns nothing). No hosting platform (GitHub, GitLab, or otherwise) has been chosen yet.</w:t>
-      </w:r>
-    </w:p>
-    <w:p>
-      <w:pPr>
-        <w:pStyle w:val="ListBullet"/>
-      </w:pPr>
-      <w:r>
-        <w:t>Single branch (</w:t>
+        <w:t>, single branch (</w:t>
       </w:r>
       <w:r>
         <w:rPr>
@@ -79,7 +54,7 @@
         <w:t>main</w:t>
       </w:r>
       <w:r>
-        <w:t>); no protected-branch rules, no required merge-request reviews, no branch-naming convention enforced, because there is no shared remote to enforce them on.</w:t>
+        <w:t>), no protected-branch rules, no required pull-request reviews, no branch-naming convention enforced yet — the hosting-platform decision below has been made, the process discipline around it has not.</w:t>
       </w:r>
     </w:p>
     <w:p>
@@ -90,20 +65,10 @@
         <w:rPr>
           <w:b/>
         </w:rPr>
-        <w:t>No CI/CD pipeline exists</w:t>
+        <w:t>No CI pipeline exists</w:t>
       </w:r>
       <w:r>
         <w:t xml:space="preserve"> — no </w:t>
-      </w:r>
-      <w:r>
-        <w:rPr>
-          <w:rFonts w:ascii="Consolas" w:hAnsi="Consolas"/>
-          <w:sz w:val="20"/>
-        </w:rPr>
-        <w:t>.gitlab-ci.yml</w:t>
-      </w:r>
-      <w:r>
-        <w:t xml:space="preserve">, no </w:t>
       </w:r>
       <w:r>
         <w:rPr>
@@ -133,12 +98,136 @@
         <w:t>npm run test:e2e</w:t>
       </w:r>
       <w:r>
-        <w:t xml:space="preserve"> per workspace) run only when a developer runs them locally.</w:t>
+        <w:t xml:space="preserve"> per workspace) and lint run only when a developer runs them locally; nothing gates a push to </w:t>
+      </w:r>
+      <w:r>
+        <w:rPr>
+          <w:rFonts w:ascii="Consolas" w:hAnsi="Consolas"/>
+          <w:sz w:val="20"/>
+        </w:rPr>
+        <w:t>main</w:t>
+      </w:r>
+      <w:r>
+        <w:t xml:space="preserve"> on them passing.</w:t>
+      </w:r>
+    </w:p>
+    <w:p>
+      <w:pPr>
+        <w:pStyle w:val="ListBullet"/>
+      </w:pPr>
+      <w:r>
+        <w:rPr>
+          <w:b/>
+        </w:rPr>
+        <w:t>CD exists, but only in the "deploy on push" sense, with no CI gate in front of it</w:t>
+      </w:r>
+      <w:r>
+        <w:t>: Render (</w:t>
+      </w:r>
+      <w:r>
+        <w:rPr>
+          <w:rFonts w:ascii="Consolas" w:hAnsi="Consolas"/>
+          <w:sz w:val="20"/>
+        </w:rPr>
+        <w:t>chrispa-api</w:t>
+      </w:r>
+      <w:r>
+        <w:t>) and Netlify (</w:t>
+      </w:r>
+      <w:r>
+        <w:rPr>
+          <w:rFonts w:ascii="Consolas" w:hAnsi="Consolas"/>
+          <w:sz w:val="20"/>
+        </w:rPr>
+        <w:t>chrispa-storefront</w:t>
+      </w:r>
+      <w:r>
+        <w:t xml:space="preserve">, </w:t>
+      </w:r>
+      <w:r>
+        <w:rPr>
+          <w:rFonts w:ascii="Consolas" w:hAnsi="Consolas"/>
+          <w:sz w:val="20"/>
+        </w:rPr>
+        <w:t>chrispa</w:t>
+      </w:r>
+      <w:r>
+        <w:t xml:space="preserve">) each watch </w:t>
+      </w:r>
+      <w:r>
+        <w:rPr>
+          <w:rFonts w:ascii="Consolas" w:hAnsi="Consolas"/>
+          <w:sz w:val="20"/>
+        </w:rPr>
+        <w:t>main</w:t>
+      </w:r>
+      <w:r>
+        <w:t xml:space="preserve"> directly and auto-deploy on every push — see </w:t>
+      </w:r>
+      <w:hyperlink r:id="rId9">
+        <w:r>
+          <w:rPr>
+            <w:color w:val="0563C1"/>
+            <w:u w:val="single"/>
+          </w:rPr>
+          <w:t xml:space="preserve">`11-deployment-and-configuration-management.md`</w:t>
+        </w:r>
+      </w:hyperlink>
+      <w:r>
+        <w:t xml:space="preserve"> for the live URLs and config. This is genuinely continuous </w:t>
+      </w:r>
+      <w:r>
+        <w:rPr>
+          <w:i/>
+        </w:rPr>
+        <w:t>deployment</w:t>
+      </w:r>
+      <w:r>
+        <w:t xml:space="preserve">, but not continuous </w:t>
+      </w:r>
+      <w:r>
+        <w:rPr>
+          <w:i/>
+        </w:rPr>
+        <w:t>integration</w:t>
+      </w:r>
+      <w:r>
+        <w:t xml:space="preserve">: a push with a failing test (or no tests at all for the changed code) still deploys straight to production, gated only by each platform's own build step succeeding. Adding a GitHub Actions </w:t>
+      </w:r>
+      <w:r>
+        <w:rPr>
+          <w:rFonts w:ascii="Consolas" w:hAnsi="Consolas"/>
+          <w:sz w:val="20"/>
+        </w:rPr>
+        <w:t>lint</w:t>
+      </w:r>
+      <w:r>
+        <w:t>/</w:t>
+      </w:r>
+      <w:r>
+        <w:rPr>
+          <w:rFonts w:ascii="Consolas" w:hAnsi="Consolas"/>
+          <w:sz w:val="20"/>
+        </w:rPr>
+        <w:t>test</w:t>
+      </w:r>
+      <w:r>
+        <w:t xml:space="preserve"> workflow that runs on every push — and, ideally, blocks the platforms' auto-deploy on failure, or at minimum blocks merge to </w:t>
+      </w:r>
+      <w:r>
+        <w:rPr>
+          <w:rFonts w:ascii="Consolas" w:hAnsi="Consolas"/>
+          <w:sz w:val="20"/>
+        </w:rPr>
+        <w:t>main</w:t>
+      </w:r>
+      <w:r>
+        <w:t xml:space="preserve"> via a required status check — is the single highest-value gap to close next.</w:t>
       </w:r>
     </w:p>
     <w:p>
       <w:r>
-        <w:t>This is the largest single gap relative to the template, which assumes GitLab + GitLab Runner specifically.</w:t>
+        <w:t>This — a CI pipeline in front of the deploy that already happens — is now the largest single gap relative to the template, which assumes GitLab + GitLab Runner running both CI and CD together.</w:t>
       </w:r>
     </w:p>
     <w:p>
@@ -146,13 +235,10 @@
         <w:pStyle w:val="Heading2"/>
       </w:pPr>
       <w:r>
-        <w:t>Recommendation — hosting platform</w:t>
+        <w:t>Hosting platform — decided</w:t>
       </w:r>
     </w:p>
     <w:p>
-      <w:r>
-        <w:t xml:space="preserve">The template names GitLab, but nothing about ChrisPa's stack requires it specifically. Either </w:t>
-      </w:r>
       <w:r>
         <w:rPr>
           <w:b/>
@@ -160,16 +246,7 @@
         <w:t>GitHub</w:t>
       </w:r>
       <w:r>
-        <w:t xml:space="preserve"> (if the team wants the broadest ecosystem/Actions marketplace and is fine with a cloud-hosted platform) or a </w:t>
-      </w:r>
-      <w:r>
-        <w:rPr>
-          <w:b/>
-        </w:rPr>
-        <w:t>self-hosted GitLab</w:t>
-      </w:r>
-      <w:r>
-        <w:t xml:space="preserve"> (if the "self-hosted platform" framing from the template's title is a hard requirement — e.g. a data-residency or cost-at-scale reason) work equally well with this codebase; nothing in </w:t>
+        <w:t xml:space="preserve"> was chosen (see Current state above) — the broadest ecosystem/Actions marketplace, cloud-hosted. The template's self-hosted GitLab framing was evaluated and not required for ChrisPa's scale; nothing in </w:t>
       </w:r>
       <w:r>
         <w:rPr>
@@ -199,7 +276,7 @@
         <w:t>apps/admin</w:t>
       </w:r>
       <w:r>
-        <w:t xml:space="preserve"> is GitLab-specific. This is a decision for the project owner, not one to make unilaterally — record it here once made.</w:t>
+        <w:t xml:space="preserve"> is GitLab-specific, so this remains reversible if a data-residency or cost-at-scale reason ever comes up.</w:t>
       </w:r>
     </w:p>
     <w:p>
@@ -207,7 +284,7 @@
         <w:pStyle w:val="Heading2"/>
       </w:pPr>
       <w:r>
-        <w:t>Recommended branching and review practice (once a remote exists)</w:t>
+        <w:t>Recommended branching and review practice (process discipline still to adopt)</w:t>
       </w:r>
     </w:p>
     <w:p>
@@ -334,7 +411,7 @@
         <w:pStyle w:val="Heading2"/>
       </w:pPr>
       <w:r>
-        <w:t>Recommended CI pipeline (once a remote + runner exist)</w:t>
+        <w:t>Recommended CI pipeline (not yet built — GitHub Actions is the natural runner, now that GitHub is chosen)</w:t>
       </w:r>
     </w:p>
     <w:p>
@@ -570,7 +647,7 @@
             <w:r>
               <w:t xml:space="preserve">Not yet possible — no staging environment exists (see </w:t>
             </w:r>
-            <w:hyperlink r:id="rId9">
+            <w:hyperlink r:id="rId10">
               <w:r>
                 <w:rPr>
                   <w:color w:val="0563C1"/>
@@ -606,7 +683,7 @@
           </w:tcPr>
           <w:p>
             <w:r>
-              <w:t>Manual gate before production, once production exists</w:t>
+              <w:t>Manual gate before production, once staging exists to gate from</w:t>
             </w:r>
           </w:p>
         </w:tc>
@@ -632,7 +709,35 @@
           </w:tcPr>
           <w:p>
             <w:r>
-              <w:t>Not yet possible — no production environment exists</w:t>
+              <w:rPr>
+                <w:b/>
+              </w:rPr>
+              <w:t>Already happens today</w:t>
+            </w:r>
+            <w:r>
+              <w:t xml:space="preserve"> — Render/Netlify auto-deploy </w:t>
+            </w:r>
+            <w:r>
+              <w:rPr>
+                <w:rFonts w:ascii="Consolas" w:hAnsi="Consolas"/>
+                <w:sz w:val="20"/>
+              </w:rPr>
+              <w:t>main</w:t>
+            </w:r>
+            <w:r>
+              <w:t xml:space="preserve"> directly, but with none of the stages above running first (see </w:t>
+            </w:r>
+            <w:hyperlink r:id="rId9">
+              <w:r>
+                <w:rPr>
+                  <w:color w:val="0563C1"/>
+                  <w:u w:val="single"/>
+                </w:rPr>
+                <w:t xml:space="preserve">`11-deployment-and-configuration-management.md`</w:t>
+              </w:r>
+            </w:hyperlink>
+            <w:r>
+              <w:t>)</w:t>
             </w:r>
           </w:p>
         </w:tc>
@@ -659,7 +764,7 @@
       <w:r>
         <w:t xml:space="preserve"> stages from the template apply once container images are being built (see </w:t>
       </w:r>
-      <w:hyperlink r:id="rId9">
+      <w:hyperlink r:id="rId10">
         <w:r>
           <w:rPr>
             <w:color w:val="0563C1"/>
@@ -674,7 +779,47 @@
     </w:p>
     <w:p>
       <w:r>
-        <w:t>This is a recommendation, not a built pipeline — implementing it is future work gated on picking a hosting platform first.</w:t>
+        <w:t xml:space="preserve">This is a recommendation, not a built pipeline — the </w:t>
+      </w:r>
+      <w:r>
+        <w:rPr>
+          <w:rFonts w:ascii="Consolas" w:hAnsi="Consolas"/>
+          <w:sz w:val="20"/>
+        </w:rPr>
+        <w:t>lint</w:t>
+      </w:r>
+      <w:r>
+        <w:t>/</w:t>
+      </w:r>
+      <w:r>
+        <w:rPr>
+          <w:rFonts w:ascii="Consolas" w:hAnsi="Consolas"/>
+          <w:sz w:val="20"/>
+        </w:rPr>
+        <w:t>unit-test</w:t>
+      </w:r>
+      <w:r>
+        <w:t>/</w:t>
+      </w:r>
+      <w:r>
+        <w:rPr>
+          <w:rFonts w:ascii="Consolas" w:hAnsi="Consolas"/>
+          <w:sz w:val="20"/>
+        </w:rPr>
+        <w:t>integration-test</w:t>
+      </w:r>
+      <w:r>
+        <w:t>/</w:t>
+      </w:r>
+      <w:r>
+        <w:rPr>
+          <w:rFonts w:ascii="Consolas" w:hAnsi="Consolas"/>
+          <w:sz w:val="20"/>
+        </w:rPr>
+        <w:t>build</w:t>
+      </w:r>
+      <w:r>
+        <w:t xml:space="preserve"> stages could be added as a GitHub Actions workflow today, independent of the staging-environment work, and would immediately start catching regressions before they reach the production deploy that already runs on every push.</w:t>
       </w:r>
     </w:p>
     <w:p>
@@ -689,7 +834,7 @@
       <w:r>
         <w:t xml:space="preserve">Not applicable yet — there is no Ansible/deployment configuration to version (see </w:t>
       </w:r>
-      <w:hyperlink r:id="rId10">
+      <w:hyperlink r:id="rId11">
         <w:r>
           <w:rPr>
             <w:color w:val="0563C1"/>
